--- a/LabWorks/LabWork #4/Отчёт по лабораторной работе №04.docx
+++ b/LabWorks/LabWork #4/Отчёт по лабораторной работе №04.docx
@@ -75,21 +75,26 @@
         </w:rPr>
       </w:pPr>
       <w:r>
-        <w:t xml:space="preserve">Закрепить навык отладки приложений в MS </w:t>
-      </w:r>
-      <w:proofErr w:type="spellStart"/>
-      <w:r>
-        <w:t>Visual</w:t>
-      </w:r>
-      <w:proofErr w:type="spellEnd"/>
+        <w:t>Закрепить навык отладки приложений в</w:t>
+      </w:r>
       <w:r>
         <w:t xml:space="preserve"> </w:t>
       </w:r>
-      <w:proofErr w:type="spellStart"/>
-      <w:r>
-        <w:t>Studio</w:t>
-      </w:r>
-      <w:proofErr w:type="spellEnd"/>
+      <w:r>
+        <w:rPr>
+          <w:lang w:val="en-US"/>
+        </w:rPr>
+        <w:t>IDE</w:t>
+      </w:r>
+      <w:r>
+        <w:t xml:space="preserve"> </w:t>
+      </w:r>
+      <w:r>
+        <w:rPr>
+          <w:lang w:val="en-US"/>
+        </w:rPr>
+        <w:t>SASM</w:t>
+      </w:r>
       <w:r>
         <w:t>.</w:t>
       </w:r>
@@ -110,6 +115,10 @@
         <w:br/>
       </w:r>
       <w:r>
+        <w:rPr>
+          <w:noProof/>
+          <w:lang w:eastAsia="ru-RU"/>
+        </w:rPr>
         <w:drawing>
           <wp:inline distT="0" distB="0" distL="0" distR="0" wp14:anchorId="0941DEE8" wp14:editId="5BD23488">
             <wp:extent cx="4295775" cy="5467350"/>
@@ -155,6 +164,10 @@
         <w:br/>
       </w:r>
       <w:r>
+        <w:rPr>
+          <w:noProof/>
+          <w:lang w:eastAsia="ru-RU"/>
+        </w:rPr>
         <w:lastRenderedPageBreak/>
         <w:drawing>
           <wp:inline distT="0" distB="0" distL="0" distR="0" wp14:anchorId="4BAAB34D" wp14:editId="6F2444C7">
@@ -201,6 +214,10 @@
         <w:br/>
       </w:r>
       <w:r>
+        <w:rPr>
+          <w:noProof/>
+          <w:lang w:eastAsia="ru-RU"/>
+        </w:rPr>
         <w:lastRenderedPageBreak/>
         <w:drawing>
           <wp:inline distT="0" distB="0" distL="0" distR="0" wp14:anchorId="60F38BFD" wp14:editId="2CB05462">
@@ -247,6 +264,10 @@
         <w:br/>
       </w:r>
       <w:r>
+        <w:rPr>
+          <w:noProof/>
+          <w:lang w:eastAsia="ru-RU"/>
+        </w:rPr>
         <w:lastRenderedPageBreak/>
         <w:drawing>
           <wp:inline distT="0" distB="0" distL="0" distR="0" wp14:anchorId="7D022FF1" wp14:editId="1CB3171A">
@@ -293,6 +314,10 @@
         <w:br/>
       </w:r>
       <w:r>
+        <w:rPr>
+          <w:noProof/>
+          <w:lang w:eastAsia="ru-RU"/>
+        </w:rPr>
         <w:lastRenderedPageBreak/>
         <w:drawing>
           <wp:inline distT="0" distB="0" distL="0" distR="0" wp14:anchorId="20F54A77" wp14:editId="2DFE5887">
@@ -383,7 +408,6 @@
       <w:r>
         <w:t>:</w:t>
       </w:r>
-      <w:bookmarkStart w:id="0" w:name="_GoBack"/>
     </w:p>
     <w:p>
       <w:pPr>
@@ -420,7 +444,6 @@
         </w:rPr>
         <w:t>2</w:t>
       </w:r>
-      <w:bookmarkEnd w:id="0"/>
     </w:p>
     <w:p>
       <w:pPr>
@@ -521,13 +544,7 @@
         <w:pStyle w:val="2"/>
       </w:pPr>
       <w:r>
-        <w:t>Общая форма цикла с п</w:t>
-      </w:r>
-      <w:r>
-        <w:t>ост</w:t>
-      </w:r>
-      <w:r>
-        <w:t>условием на языке ассемблера:</w:t>
+        <w:t>Общая форма цикла с постусловием на языке ассемблера:</w:t>
       </w:r>
       <w:r>
         <w:br/>
@@ -684,13 +701,7 @@
         <w:pStyle w:val="2"/>
       </w:pPr>
       <w:r>
-        <w:t>Общая форма цикла с</w:t>
-      </w:r>
-      <w:r>
-        <w:t>о счётчиком</w:t>
-      </w:r>
-      <w:r>
-        <w:t xml:space="preserve"> на языке ассемблера:</w:t>
+        <w:t>Общая форма цикла со счётчиком на языке ассемблера:</w:t>
       </w:r>
       <w:r>
         <w:br/>
@@ -822,21 +833,28 @@
         <w:t>, а также закреплён</w:t>
       </w:r>
       <w:r>
-        <w:t xml:space="preserve"> навык отладки приложений в MS </w:t>
-      </w:r>
-      <w:proofErr w:type="spellStart"/>
-      <w:r>
-        <w:t>Visual</w:t>
-      </w:r>
-      <w:proofErr w:type="spellEnd"/>
+        <w:t xml:space="preserve"> навык отладки приложений в</w:t>
+      </w:r>
       <w:r>
         <w:t xml:space="preserve"> </w:t>
       </w:r>
-      <w:proofErr w:type="spellStart"/>
-      <w:r>
-        <w:t>Studio</w:t>
-      </w:r>
-      <w:proofErr w:type="spellEnd"/>
+      <w:r>
+        <w:rPr>
+          <w:lang w:val="en-US"/>
+        </w:rPr>
+        <w:t>IDE</w:t>
+      </w:r>
+      <w:r>
+        <w:t xml:space="preserve"> </w:t>
+      </w:r>
+      <w:r>
+        <w:rPr>
+          <w:lang w:val="en-US"/>
+        </w:rPr>
+        <w:t>SASM</w:t>
+      </w:r>
+      <w:bookmarkStart w:id="0" w:name="_GoBack"/>
+      <w:bookmarkEnd w:id="0"/>
       <w:r>
         <w:t>.</w:t>
       </w:r>
@@ -1030,6 +1048,9 @@
         </w:rPr>
       </w:lvl>
     </w:lvlOverride>
+  </w:num>
+  <w:num w:numId="3">
+    <w:abstractNumId w:val="0"/>
   </w:num>
 </w:numbering>
 </file>
@@ -1505,7 +1526,7 @@
     <w:rsid w:val="00E17586"/>
     <w:pPr>
       <w:numPr>
-        <w:numId w:val="1"/>
+        <w:numId w:val="3"/>
       </w:numPr>
     </w:pPr>
   </w:style>
